--- a/docs/毕业论文总结.docx
+++ b/docs/毕业论文总结.docx
@@ -28,7 +28,7 @@
           <w:rFonts w:ascii="Times New Roman" w:hAnsi="Times New Roman" w:eastAsia="宋体"/>
           <w:sz w:val="24"/>
         </w:rPr>
-        <w:t>本文立足于当前房屋租赁市场中房东身份模糊、费用信息缺失、合同条款不规范、供需匹配效率偏低等现实痛点，设计并实现了一套基于Spring Boot与Vue技术栈的房屋租赁管理系统。开发前期深入调研了贝壳、自如、Zillow等主流平台在信息透明度和流程规范化方面的不足，在此基础上提出并落地了针对性的解决方案，经过多轮开发与迭代，最终交付了一个功能较完整、架构合理的租赁平台。</w:t>
+        <w:t>本文针对当前房屋租赁市场长期存在的房东身份混淆、生活费用不透明、合同条款欠规范、供需匹配效率偏低等突出问题，设计并开发了一套基于Spring Boot与Vue前后端分离架构的房屋租赁管理平台。项目前期对贝壳、自如及Zillow等典型平台进行了功能调研与对比分析，梳理出它们在信息公开、流程标准化和风险防控等方面的不足，以此确定了本系统的核心需求与差异化方向。</w:t>
       </w:r>
     </w:p>
     <w:p>
@@ -42,7 +42,7 @@
           <w:rFonts w:ascii="Times New Roman" w:hAnsi="Times New Roman" w:eastAsia="宋体"/>
           <w:sz w:val="24"/>
         </w:rPr>
-        <w:t>技术架构上，系统采用前后端分离的B/S模式。后端以Spring Boot 3.x为核心，搭配MyBatis-Plus和MySQL 8.0完成数据持久化；前端基于Vue 3与Element Plus构建响应式页面，通过Axios调用RESTful API实现数据交互。中间件方面，Redis用于缓存热点房源和会话数据，RabbitMQ承担合同状态变更、看房预约等场景的异步消息推送，Activiti 7流程引擎则将房源上架审核、合同签署等关键节点纳入工作流管理，保证了审批过程的可追溯性与规范性。</w:t>
+        <w:t>技术选型方面，后端采用Spring Boot 3.x搭配MyBatis-Plus完成业务逻辑与数据持久化，数据库选用MySQL 8.0，通过JWT实现无状态身份认证与接口鉴权。前端基于Vue 3与Element Plus构建单页应用，借助Axios完成与后端RESTful API的交互，搭配Pinia管理全局状态。中间件层面，Redis负责热点房源缓存和会话管理，降低了数据库查询压力；RabbitMQ以Topic模式建立了预约、订单和合同三条消息队列，实现业务事件的异步解耦，当中间件不可达时系统自动降级写入数据库以保障通知不丢；Activiti 7流程引擎管理房源上架审核与合同签署等审批节点，使流转过程可配置且可追溯。</w:t>
       </w:r>
     </w:p>
     <w:p>
@@ -56,7 +56,7 @@
           <w:rFonts w:ascii="Times New Roman" w:hAnsi="Times New Roman" w:eastAsia="宋体"/>
           <w:sz w:val="24"/>
         </w:rPr>
-        <w:t>功能层面，系统围绕租客、房东、管理员三种角色展开。租客可进行多条件房源搜索、在线签约、订单跟踪和信用分查询；房东可发布房源、审批租赁申请、查看收益统计，发布时必须填写水费、电费、燃气、物业、网络五项费用标准，从根源解决了生活成本不透明的问题；管理员后台则提供用户管理、房源审核、订单监控及基于ECharts的数据可视化看板，直观展示区域热度、价格走势等运营指标。</w:t>
+        <w:t>功能层面，系统围绕租客、房东、管理员三种角色展开。租客端涵盖多维度房源搜索、在线签约、订单跟踪、信用分查询以及协同过滤个性化推荐等功能。房东端提供房源发布与管理、租赁审批、收益统计，发布时须填写水费、电费、燃气、物业、网络五项费用的计价方式与参考均价，从录入源头消除费用不透明问题。管理员后台整合了用户管理、房源审核、订单合同监控及ECharts数据可视化看板，可呈现区域热度、价格走势、用户活跃度等运营指标，为平台决策提供数据支撑。</w:t>
       </w:r>
     </w:p>
     <w:p>
@@ -70,7 +70,7 @@
           <w:rFonts w:ascii="Times New Roman" w:hAnsi="Times New Roman" w:eastAsia="宋体"/>
           <w:sz w:val="24"/>
         </w:rPr>
-        <w:t>本系统的创新点主要体现在三个方面。其一，提出了“三类房东+五项费用”的双透明模型，房东身份划分为一手房东、二手房东和持牌中介三类，在房源详情页以醒目标签区分展示，配合五项费用强制填写机制，让租客在浏览和下单前就能充分了解房源真实情况，有效缩小了信息差。其二，构建了融合协同过滤与内容相似度的混合推荐引擎，依据用户浏览、收藏、下单等行为生成兴趣标签，结合房源属性进行相似度计算，提升了房源匹配的精准度。其三，开发了基于规则匹配的轻量级合同风控模块，可自动扫描合同文本，对押金过高、维修责任缺失、违约条款模糊等风险点进行识别预警，无需复杂NLP模型，部署成本低且响应迅速。</w:t>
+        <w:t>创新点主要体现在三个方面。其一，落地了“三类房东与五项费用”双透明模型：房东身份划分为一手房东、二手房东（转租）和持牌中介，在详情页以差异化标签醒目标注，配合五项费用强制披露机制，让租客在浏览和下单前即可掌握房源真实情况，有效压缩了信息差。其二，构建了协同过滤驱动的推荐引擎，持续采集用户浏览、收藏、下单等行为，发现兴趣相近的群体并推荐其偏好房源，数据稀疏时自动回退到热度兜底策略，保证列表始终有内容。其三，开发了基于规则引擎的合同风控模块，合同生成后自动扫描文本，对押金超两月租金、维修责任缺失、提前解约条件缺失、违约金畸高及水电约定不清等条目逐一识别并分级预警，帮助签约双方及时规避潜在法律风险。该方案基于预设规则库运行，不依赖大规模语言模型，部署成本低且响应迅速。</w:t>
       </w:r>
     </w:p>
     <w:p>
@@ -84,7 +84,7 @@
           <w:rFonts w:ascii="Times New Roman" w:hAnsi="Times New Roman" w:eastAsia="宋体"/>
           <w:sz w:val="24"/>
         </w:rPr>
-        <w:t>当然，系统仍有不足之处。推荐算法在冷启动阶段表现一般，后续可尝试引入深度学习模型来增强效果；合同风控依赖预设规则库，对表述隐晦的条款覆盖不全，未来可融合NLP技术提升识别精度；VR看房、区块链合同存证等前沿功能尚未实现，是后续版本值得拓展的方向。此外，系统已具备Docker容器化条件，但完整的微服务拆分和自动化运维体系尚待完善。</w:t>
+        <w:t>当然，系统仍有改进空间。协同过滤在新用户冷启动场景中效果有限，后续可融入注册属性或深度学习嵌入模型来缓解；合同风控依赖手工规则库，对语义复杂或刻意规避关键词的条款覆盖不全，未来可结合自然语言处理技术提升识别精度。此外，VR全景看房、区块链合同存证、智能定价辅助等功能是后续迭代的重要方向；运维层面已具备Docker容器化基础，但完整的微服务拆分与CI/CD流水线仍待搭建。</w:t>
       </w:r>
     </w:p>
     <w:p>
@@ -98,7 +98,7 @@
           <w:rFonts w:ascii="Times New Roman" w:hAnsi="Times New Roman" w:eastAsia="宋体"/>
           <w:sz w:val="24"/>
         </w:rPr>
-        <w:t>综上所述，本次毕业设计从实际租赁市场需求出发，综合运用Spring Boot、Vue、MySQL、Redis、RabbitMQ、Activiti等技术，搭建了一个集房源管理、智能推荐、流程审批、合同风控、消息通知和数据可视化于一体的租赁平台。系统在信息透明化、流程自动化、风险前置预警等方面做了切实探索，验证了所选技术方案的可行性。尽管还有提升空间，但本项目积累的实践经验对推动租赁行业数字化升级具有一定参考价值。</w:t>
+        <w:t>总的来看，本次毕业设计紧扣租赁市场实际需求，综合运用Spring Boot、Vue、MySQL、Redis、RabbitMQ、Activiti等技术，打造了一个覆盖房源管理、智能推荐、流程审批、合同风控、异步消息和运营可视化的一站式租赁平台。项目在信息透明化、流程自动化和风险前置预警方面做了扎实的工程实践，验证了所选技术方案在中小型租赁场景中的可行性。尽管仍有提升余地，本项目积累的设计思路与开发经验对推动住房租赁行业数字化转型具有一定参考价值。</w:t>
       </w:r>
     </w:p>
     <w:sectPr>
